--- a/LPPE_BDD_Schéma_relationnel.docx
+++ b/LPPE_BDD_Schéma_relationnel.docx
@@ -259,9 +259,17 @@
     </w:p>
     <w:p/>
     <w:p>
-      <w:proofErr w:type="spellStart"/>
-      <w:r>
-        <w:t>LPPE_Seances_Entraineurs</w:t>
+      <w:pPr>
+        <w:rPr>
+          <w:color w:val="FF0000"/>
+        </w:rPr>
+      </w:pPr>
+      <w:proofErr w:type="spellStart"/>
+      <w:r>
+        <w:t>LPPE_</w:t>
+      </w:r>
+      <w:r>
+        <w:t>Indisponibilites</w:t>
       </w:r>
       <w:proofErr w:type="spellEnd"/>
       <w:r>
@@ -269,16 +277,16 @@
       </w:r>
       <w:proofErr w:type="spellStart"/>
       <w:r>
-        <w:rPr>
-          <w:color w:val="FF0000"/>
-        </w:rPr>
-        <w:t>Id_seance</w:t>
-      </w:r>
-      <w:proofErr w:type="spellEnd"/>
-      <w:r>
-        <w:rPr>
-          <w:color w:val="FF0000"/>
-        </w:rPr>
+        <w:t>id_indispo</w:t>
+      </w:r>
+      <w:proofErr w:type="spellEnd"/>
+      <w:r>
+        <w:t>, motif</w:t>
+      </w:r>
+      <w:r>
+        <w:t>, statut</w:t>
+      </w:r>
+      <w:r>
         <w:t xml:space="preserve">, </w:t>
       </w:r>
       <w:proofErr w:type="spellStart"/>
@@ -290,50 +298,65 @@
       </w:r>
       <w:proofErr w:type="spellEnd"/>
       <w:r>
+        <w:rPr>
+          <w:color w:val="FF0000"/>
+        </w:rPr>
+        <w:t xml:space="preserve">, </w:t>
+      </w:r>
+      <w:proofErr w:type="spellStart"/>
+      <w:r>
+        <w:rPr>
+          <w:color w:val="FF0000"/>
+        </w:rPr>
+        <w:t>id_seance</w:t>
+      </w:r>
+      <w:proofErr w:type="spellEnd"/>
+      <w:r>
+        <w:rPr>
+          <w:color w:val="FF0000"/>
+        </w:rPr>
+        <w:t xml:space="preserve"> , </w:t>
+      </w:r>
+      <w:proofErr w:type="spellStart"/>
+      <w:r>
+        <w:rPr>
+          <w:color w:val="FF0000"/>
+        </w:rPr>
+        <w:t>id_entraineur_remplacant</w:t>
+      </w:r>
+      <w:proofErr w:type="spellEnd"/>
+      <w:r>
+        <w:rPr>
+          <w:color w:val="FF0000"/>
+        </w:rPr>
         <w:t>)</w:t>
       </w:r>
     </w:p>
     <w:p>
       <w:r>
-        <w:t>Clé</w:t>
-      </w:r>
-      <w:r>
-        <w:t>s</w:t>
-      </w:r>
-      <w:r>
-        <w:t xml:space="preserve"> primaire</w:t>
-      </w:r>
-      <w:r>
-        <w:t>s</w:t>
-      </w:r>
-      <w:r>
-        <w:t> :</w:t>
+        <w:t>Clé primaire :</w:t>
       </w:r>
       <w:r>
         <w:t xml:space="preserve"> </w:t>
       </w:r>
       <w:proofErr w:type="spellStart"/>
       <w:r>
-        <w:rPr>
-          <w:color w:val="FF0000"/>
-        </w:rPr>
-        <w:t>Id_seance</w:t>
-      </w:r>
-      <w:proofErr w:type="spellEnd"/>
-      <w:r>
-        <w:rPr>
-          <w:color w:val="FF0000"/>
-        </w:rPr>
-        <w:t xml:space="preserve">, </w:t>
-      </w:r>
-      <w:proofErr w:type="spellStart"/>
-      <w:r>
-        <w:rPr>
-          <w:color w:val="FF0000"/>
-        </w:rPr>
+        <w:t>id_indispo</w:t>
+      </w:r>
+      <w:proofErr w:type="spellEnd"/>
+    </w:p>
+    <w:p>
+      <w:r>
+        <w:t>FOREIGN KEY → Entraineurs(</w:t>
+      </w:r>
+      <w:proofErr w:type="spellStart"/>
+      <w:r>
         <w:t>id_entraineur</w:t>
       </w:r>
       <w:proofErr w:type="spellEnd"/>
+      <w:r>
+        <w:t>)</w:t>
+      </w:r>
     </w:p>
     <w:p>
       <w:r>
@@ -356,21 +379,7 @@
         <w:t>)</w:t>
       </w:r>
     </w:p>
-    <w:p>
-      <w:r>
-        <w:t>FOREIGN KEY → Entraineurs(</w:t>
-      </w:r>
-      <w:proofErr w:type="spellStart"/>
-      <w:r>
-        <w:t>id_entraineur</w:t>
-      </w:r>
-      <w:proofErr w:type="spellEnd"/>
-      <w:r>
-        <w:t>)</w:t>
-      </w:r>
-    </w:p>
     <w:p/>
-    <w:p/>
     <w:p>
       <w:pPr>
         <w:rPr>
@@ -379,295 +388,6 @@
       </w:pPr>
       <w:proofErr w:type="spellStart"/>
       <w:r>
-        <w:t>LPPE_</w:t>
-      </w:r>
-      <w:r>
-        <w:t>Indisponibilites</w:t>
-      </w:r>
-      <w:proofErr w:type="spellEnd"/>
-      <w:r>
-        <w:t xml:space="preserve"> (</w:t>
-      </w:r>
-      <w:proofErr w:type="spellStart"/>
-      <w:r>
-        <w:t>id_indispo</w:t>
-      </w:r>
-      <w:proofErr w:type="spellEnd"/>
-      <w:r>
-        <w:t xml:space="preserve">, motif, </w:t>
-      </w:r>
-      <w:proofErr w:type="spellStart"/>
-      <w:r>
-        <w:rPr>
-          <w:color w:val="FF0000"/>
-        </w:rPr>
-        <w:t>id_entraineur</w:t>
-      </w:r>
-      <w:proofErr w:type="spellEnd"/>
-      <w:r>
-        <w:rPr>
-          <w:color w:val="FF0000"/>
-        </w:rPr>
-        <w:t xml:space="preserve">, </w:t>
-      </w:r>
-      <w:proofErr w:type="spellStart"/>
-      <w:r>
-        <w:rPr>
-          <w:color w:val="FF0000"/>
-        </w:rPr>
-        <w:t>id_seance</w:t>
-      </w:r>
-      <w:proofErr w:type="spellEnd"/>
-      <w:r>
-        <w:rPr>
-          <w:color w:val="FF0000"/>
-        </w:rPr>
-        <w:t>)</w:t>
-      </w:r>
-    </w:p>
-    <w:p>
-      <w:pPr>
-        <w:rPr>
-          <w:color w:val="FF0000"/>
-        </w:rPr>
-      </w:pPr>
-      <w:r>
-        <w:t>Clé primaire :</w:t>
-      </w:r>
-      <w:r>
-        <w:t xml:space="preserve"> </w:t>
-      </w:r>
-      <w:proofErr w:type="spellStart"/>
-      <w:r>
-        <w:t>id_indispo</w:t>
-      </w:r>
-      <w:proofErr w:type="spellEnd"/>
-    </w:p>
-    <w:p>
-      <w:r>
-        <w:t>FOREIGN KEY → Entraineurs(</w:t>
-      </w:r>
-      <w:proofErr w:type="spellStart"/>
-      <w:r>
-        <w:t>id_entraineur</w:t>
-      </w:r>
-      <w:proofErr w:type="spellEnd"/>
-      <w:r>
-        <w:t>)</w:t>
-      </w:r>
-    </w:p>
-    <w:p>
-      <w:r>
-        <w:t xml:space="preserve">FOREIGN KEY → </w:t>
-      </w:r>
-      <w:proofErr w:type="spellStart"/>
-      <w:r>
-        <w:t>Seances</w:t>
-      </w:r>
-      <w:proofErr w:type="spellEnd"/>
-      <w:r>
-        <w:t>(</w:t>
-      </w:r>
-      <w:proofErr w:type="spellStart"/>
-      <w:r>
-        <w:t>id_seance</w:t>
-      </w:r>
-      <w:proofErr w:type="spellEnd"/>
-      <w:r>
-        <w:t>)</w:t>
-      </w:r>
-    </w:p>
-    <w:p/>
-    <w:p>
-      <w:pPr>
-        <w:rPr>
-          <w:color w:val="FF0000"/>
-        </w:rPr>
-      </w:pPr>
-      <w:proofErr w:type="spellStart"/>
-      <w:r>
-        <w:t>LPPE_</w:t>
-      </w:r>
-      <w:r>
-        <w:t>Echanges</w:t>
-      </w:r>
-      <w:proofErr w:type="spellEnd"/>
-      <w:r>
-        <w:t xml:space="preserve"> (</w:t>
-      </w:r>
-      <w:proofErr w:type="spellStart"/>
-      <w:r>
-        <w:t>id_echange</w:t>
-      </w:r>
-      <w:proofErr w:type="spellEnd"/>
-      <w:r>
-        <w:t xml:space="preserve">, statut, </w:t>
-      </w:r>
-      <w:proofErr w:type="spellStart"/>
-      <w:r>
-        <w:rPr>
-          <w:color w:val="FF0000"/>
-        </w:rPr>
-        <w:t>id_seance_donnée</w:t>
-      </w:r>
-      <w:proofErr w:type="spellEnd"/>
-      <w:r>
-        <w:rPr>
-          <w:color w:val="FF0000"/>
-        </w:rPr>
-        <w:t xml:space="preserve">, </w:t>
-      </w:r>
-      <w:proofErr w:type="spellStart"/>
-      <w:r>
-        <w:rPr>
-          <w:color w:val="FF0000"/>
-        </w:rPr>
-        <w:t>id_seance_reçue</w:t>
-      </w:r>
-      <w:proofErr w:type="spellEnd"/>
-      <w:r>
-        <w:rPr>
-          <w:color w:val="FF0000"/>
-        </w:rPr>
-        <w:t xml:space="preserve">, </w:t>
-      </w:r>
-      <w:proofErr w:type="spellStart"/>
-      <w:r>
-        <w:rPr>
-          <w:color w:val="FF0000"/>
-        </w:rPr>
-        <w:t>id_entraineur_demandeur</w:t>
-      </w:r>
-      <w:proofErr w:type="spellEnd"/>
-      <w:r>
-        <w:rPr>
-          <w:color w:val="FF0000"/>
-        </w:rPr>
-        <w:t xml:space="preserve">, </w:t>
-      </w:r>
-      <w:proofErr w:type="spellStart"/>
-      <w:r>
-        <w:rPr>
-          <w:color w:val="FF0000"/>
-        </w:rPr>
-        <w:t>id_entraineur_receveur</w:t>
-      </w:r>
-      <w:proofErr w:type="spellEnd"/>
-      <w:r>
-        <w:rPr>
-          <w:color w:val="FF0000"/>
-        </w:rPr>
-        <w:t>)</w:t>
-      </w:r>
-    </w:p>
-    <w:p>
-      <w:pPr>
-        <w:rPr>
-          <w:color w:val="FF0000"/>
-        </w:rPr>
-      </w:pPr>
-      <w:r>
-        <w:t>Clé primaire :</w:t>
-      </w:r>
-      <w:r>
-        <w:t xml:space="preserve"> </w:t>
-      </w:r>
-      <w:proofErr w:type="spellStart"/>
-      <w:r>
-        <w:t>id_echange</w:t>
-      </w:r>
-      <w:proofErr w:type="spellEnd"/>
-    </w:p>
-    <w:p>
-      <w:r>
-        <w:t xml:space="preserve">FOREIGN KEY → </w:t>
-      </w:r>
-      <w:proofErr w:type="spellStart"/>
-      <w:r>
-        <w:t>Seances</w:t>
-      </w:r>
-      <w:proofErr w:type="spellEnd"/>
-      <w:r>
-        <w:t>(</w:t>
-      </w:r>
-      <w:proofErr w:type="spellStart"/>
-      <w:r>
-        <w:t>id_seance</w:t>
-      </w:r>
-      <w:r>
-        <w:t>_donnée</w:t>
-      </w:r>
-      <w:proofErr w:type="spellEnd"/>
-      <w:r>
-        <w:t>)</w:t>
-      </w:r>
-    </w:p>
-    <w:p>
-      <w:r>
-        <w:t xml:space="preserve">FOREIGN KEY → </w:t>
-      </w:r>
-      <w:proofErr w:type="spellStart"/>
-      <w:r>
-        <w:t>Seances</w:t>
-      </w:r>
-      <w:proofErr w:type="spellEnd"/>
-      <w:r>
-        <w:t>(</w:t>
-      </w:r>
-      <w:proofErr w:type="spellStart"/>
-      <w:r>
-        <w:t>id_seance_</w:t>
-      </w:r>
-      <w:r>
-        <w:t>recue</w:t>
-      </w:r>
-      <w:proofErr w:type="spellEnd"/>
-      <w:r>
-        <w:t>)</w:t>
-      </w:r>
-    </w:p>
-    <w:p>
-      <w:r>
-        <w:t>FOREIGN KEY → Entraineurs(</w:t>
-      </w:r>
-      <w:proofErr w:type="spellStart"/>
-      <w:r>
-        <w:t>id_entraineur</w:t>
-      </w:r>
-      <w:r>
-        <w:t>_demandeur</w:t>
-      </w:r>
-      <w:proofErr w:type="spellEnd"/>
-      <w:r>
-        <w:t>)</w:t>
-      </w:r>
-    </w:p>
-    <w:p>
-      <w:r>
-        <w:t>FOREIGN KEY → Entraineurs(</w:t>
-      </w:r>
-      <w:proofErr w:type="spellStart"/>
-      <w:r>
-        <w:t>id_entraineur</w:t>
-      </w:r>
-      <w:r>
-        <w:t>_receveur</w:t>
-      </w:r>
-      <w:proofErr w:type="spellEnd"/>
-      <w:r>
-        <w:t>)</w:t>
-      </w:r>
-    </w:p>
-    <w:p/>
-    <w:p>
-      <w:pPr>
-        <w:rPr>
-          <w:color w:val="FF0000"/>
-        </w:rPr>
-      </w:pPr>
-      <w:proofErr w:type="spellStart"/>
-      <w:r>
-        <w:lastRenderedPageBreak/>
         <w:t>LPPE_LogActivité</w:t>
       </w:r>
       <w:proofErr w:type="spellEnd"/>

--- a/LPPE_BDD_Schéma_relationnel.docx
+++ b/LPPE_BDD_Schéma_relationnel.docx
@@ -120,7 +120,10 @@
     </w:p>
     <w:p>
       <w:r>
-        <w:t>FOREIGN KEY → Entraineurs(</w:t>
+        <w:t>Clés étrangères :</w:t>
+      </w:r>
+      <w:r>
+        <w:t xml:space="preserve"> </w:t>
       </w:r>
       <w:proofErr w:type="spellStart"/>
       <w:r>
@@ -131,9 +134,173 @@
       </w:r>
       <w:proofErr w:type="spellEnd"/>
       <w:r>
+        <w:t xml:space="preserve"> en </w:t>
+      </w:r>
+      <w:proofErr w:type="spellStart"/>
+      <w:r>
+        <w:t>reéférence</w:t>
+      </w:r>
+      <w:proofErr w:type="spellEnd"/>
+      <w:r>
+        <w:t xml:space="preserve"> à </w:t>
+      </w:r>
+      <w:proofErr w:type="spellStart"/>
+      <w:r>
+        <w:t>id_entraineur</w:t>
+      </w:r>
+      <w:proofErr w:type="spellEnd"/>
+      <w:r>
+        <w:t xml:space="preserve"> dans la table Entraineurs</w:t>
+      </w:r>
+    </w:p>
+    <w:p/>
+    <w:p>
+      <w:pPr>
+        <w:rPr>
+          <w:color w:val="FF0000"/>
+        </w:rPr>
+      </w:pPr>
+      <w:proofErr w:type="spellStart"/>
+      <w:r>
+        <w:t>LPPE_</w:t>
+      </w:r>
+      <w:r>
+        <w:t>Seances</w:t>
+      </w:r>
+      <w:proofErr w:type="spellEnd"/>
+      <w:r>
+        <w:t xml:space="preserve"> (</w:t>
+      </w:r>
+      <w:proofErr w:type="spellStart"/>
+      <w:r>
+        <w:t>id_scéance</w:t>
+      </w:r>
+      <w:proofErr w:type="spellEnd"/>
+      <w:r>
+        <w:t xml:space="preserve">, </w:t>
+      </w:r>
+      <w:proofErr w:type="spellStart"/>
+      <w:r>
+        <w:t>date_seance</w:t>
+      </w:r>
+      <w:proofErr w:type="spellEnd"/>
+      <w:r>
+        <w:t xml:space="preserve">, </w:t>
+      </w:r>
+      <w:proofErr w:type="spellStart"/>
+      <w:r>
+        <w:t>heure_debut</w:t>
+      </w:r>
+      <w:proofErr w:type="spellEnd"/>
+      <w:r>
+        <w:t xml:space="preserve">, </w:t>
+      </w:r>
+      <w:proofErr w:type="spellStart"/>
+      <w:r>
+        <w:t>heure_fin</w:t>
+      </w:r>
+      <w:proofErr w:type="spellEnd"/>
+      <w:r>
+        <w:t xml:space="preserve">, </w:t>
+      </w:r>
+      <w:proofErr w:type="spellStart"/>
+      <w:r>
+        <w:rPr>
+          <w:color w:val="FF0000"/>
+        </w:rPr>
+        <w:t>id_planning</w:t>
+      </w:r>
+      <w:proofErr w:type="spellEnd"/>
+      <w:r>
+        <w:rPr>
+          <w:color w:val="FF0000"/>
+        </w:rPr>
+        <w:t xml:space="preserve">, </w:t>
+      </w:r>
+      <w:proofErr w:type="spellStart"/>
+      <w:r>
+        <w:rPr>
+          <w:color w:val="FF0000"/>
+        </w:rPr>
+        <w:t>id_entraineur</w:t>
+      </w:r>
+      <w:proofErr w:type="spellEnd"/>
+      <w:r>
+        <w:rPr>
+          <w:color w:val="FF0000"/>
+        </w:rPr>
         <w:t>)</w:t>
       </w:r>
     </w:p>
+    <w:p>
+      <w:pPr>
+        <w:rPr>
+          <w:color w:val="FF0000"/>
+        </w:rPr>
+      </w:pPr>
+      <w:r>
+        <w:t>Clé primaire :</w:t>
+      </w:r>
+      <w:r>
+        <w:t xml:space="preserve"> </w:t>
+      </w:r>
+      <w:proofErr w:type="spellStart"/>
+      <w:r>
+        <w:t>id_scéance</w:t>
+      </w:r>
+      <w:proofErr w:type="spellEnd"/>
+    </w:p>
+    <w:p>
+      <w:r>
+        <w:t xml:space="preserve">Clé étrangère : </w:t>
+      </w:r>
+      <w:proofErr w:type="spellStart"/>
+      <w:r>
+        <w:t>id_planning</w:t>
+      </w:r>
+      <w:proofErr w:type="spellEnd"/>
+      <w:r>
+        <w:t xml:space="preserve"> en référence à </w:t>
+      </w:r>
+      <w:proofErr w:type="spellStart"/>
+      <w:r>
+        <w:t>id_planning</w:t>
+      </w:r>
+      <w:proofErr w:type="spellEnd"/>
+      <w:r>
+        <w:t xml:space="preserve"> dans la table </w:t>
+      </w:r>
+      <w:r>
+        <w:t>Planning</w:t>
+      </w:r>
+      <w:r>
+        <w:t>s</w:t>
+      </w:r>
+    </w:p>
+    <w:p>
+      <w:r>
+        <w:t xml:space="preserve">Clé étrangère : </w:t>
+      </w:r>
+      <w:proofErr w:type="spellStart"/>
+      <w:r>
+        <w:t>id_entraineur</w:t>
+      </w:r>
+      <w:proofErr w:type="spellEnd"/>
+      <w:r>
+        <w:t xml:space="preserve"> en référence à </w:t>
+      </w:r>
+      <w:proofErr w:type="spellStart"/>
+      <w:r>
+        <w:t>id_entraineur</w:t>
+      </w:r>
+      <w:proofErr w:type="spellEnd"/>
+      <w:r>
+        <w:t xml:space="preserve"> dans la table </w:t>
+      </w:r>
+      <w:r>
+        <w:t>Entraineurs</w:t>
+      </w:r>
+    </w:p>
     <w:p/>
     <w:p>
       <w:pPr>
@@ -146,315 +313,174 @@
         <w:t>LPPE_</w:t>
       </w:r>
       <w:r>
+        <w:t>Indisponibilites</w:t>
+      </w:r>
+      <w:proofErr w:type="spellEnd"/>
+      <w:r>
+        <w:t xml:space="preserve"> (</w:t>
+      </w:r>
+      <w:proofErr w:type="spellStart"/>
+      <w:r>
+        <w:t>id_indispo</w:t>
+      </w:r>
+      <w:proofErr w:type="spellEnd"/>
+      <w:r>
+        <w:t>, motif</w:t>
+      </w:r>
+      <w:r>
+        <w:t>, statut</w:t>
+      </w:r>
+      <w:r>
+        <w:t xml:space="preserve">, </w:t>
+      </w:r>
+      <w:proofErr w:type="spellStart"/>
+      <w:r>
+        <w:rPr>
+          <w:color w:val="FF0000"/>
+        </w:rPr>
+        <w:t>id_entraineur</w:t>
+      </w:r>
+      <w:proofErr w:type="spellEnd"/>
+      <w:r>
+        <w:rPr>
+          <w:color w:val="FF0000"/>
+        </w:rPr>
+        <w:t xml:space="preserve">, </w:t>
+      </w:r>
+      <w:proofErr w:type="spellStart"/>
+      <w:r>
+        <w:rPr>
+          <w:color w:val="FF0000"/>
+        </w:rPr>
+        <w:t>id_</w:t>
+      </w:r>
+      <w:r>
+        <w:rPr>
+          <w:color w:val="FF0000"/>
+        </w:rPr>
+        <w:t>seance</w:t>
+      </w:r>
+      <w:proofErr w:type="spellEnd"/>
+      <w:r>
+        <w:rPr>
+          <w:color w:val="FF0000"/>
+        </w:rPr>
+        <w:t>,</w:t>
+      </w:r>
+      <w:r>
+        <w:rPr>
+          <w:color w:val="FF0000"/>
+        </w:rPr>
+        <w:t xml:space="preserve"> </w:t>
+      </w:r>
+      <w:proofErr w:type="spellStart"/>
+      <w:r>
+        <w:rPr>
+          <w:color w:val="FF0000"/>
+        </w:rPr>
+        <w:t>id_entraineur_remplacant</w:t>
+      </w:r>
+      <w:proofErr w:type="spellEnd"/>
+      <w:r>
+        <w:rPr>
+          <w:color w:val="FF0000"/>
+        </w:rPr>
+        <w:t>)</w:t>
+      </w:r>
+    </w:p>
+    <w:p>
+      <w:r>
+        <w:t>Clé primaire :</w:t>
+      </w:r>
+      <w:r>
+        <w:t xml:space="preserve"> </w:t>
+      </w:r>
+      <w:proofErr w:type="spellStart"/>
+      <w:r>
+        <w:t>id_indispo</w:t>
+      </w:r>
+      <w:proofErr w:type="spellEnd"/>
+    </w:p>
+    <w:p>
+      <w:r>
+        <w:t xml:space="preserve">Clé étrangère : </w:t>
+      </w:r>
+      <w:proofErr w:type="spellStart"/>
+      <w:r>
+        <w:t>id_entraineur_remplaçant</w:t>
+      </w:r>
+      <w:proofErr w:type="spellEnd"/>
+      <w:r>
+        <w:t xml:space="preserve"> en référence à </w:t>
+      </w:r>
+      <w:proofErr w:type="spellStart"/>
+      <w:r>
+        <w:t>id_entraineur</w:t>
+      </w:r>
+      <w:proofErr w:type="spellEnd"/>
+      <w:r>
+        <w:t xml:space="preserve"> dans la table </w:t>
+      </w:r>
+      <w:r>
+        <w:t>Entraineurs</w:t>
+      </w:r>
+    </w:p>
+    <w:p>
+      <w:r>
+        <w:t xml:space="preserve">Clé étrangère : </w:t>
+      </w:r>
+      <w:proofErr w:type="spellStart"/>
+      <w:r>
+        <w:t>id_entraineur</w:t>
+      </w:r>
+      <w:proofErr w:type="spellEnd"/>
+      <w:r>
+        <w:t xml:space="preserve"> en référence à </w:t>
+      </w:r>
+      <w:proofErr w:type="spellStart"/>
+      <w:r>
+        <w:t>id_entraineur</w:t>
+      </w:r>
+      <w:proofErr w:type="spellEnd"/>
+      <w:r>
+        <w:t xml:space="preserve"> dans la table Entraineurs</w:t>
+      </w:r>
+    </w:p>
+    <w:p>
+      <w:r>
+        <w:t xml:space="preserve">Clé étrangère : </w:t>
+      </w:r>
+      <w:proofErr w:type="spellStart"/>
+      <w:r>
+        <w:t>id_</w:t>
+      </w:r>
+      <w:r>
+        <w:t>séance</w:t>
+      </w:r>
+      <w:proofErr w:type="spellEnd"/>
+      <w:r>
+        <w:t xml:space="preserve"> en référence à </w:t>
+      </w:r>
+      <w:proofErr w:type="spellStart"/>
+      <w:r>
+        <w:t>id_</w:t>
+      </w:r>
+      <w:r>
+        <w:t>séance</w:t>
+      </w:r>
+      <w:proofErr w:type="spellEnd"/>
+      <w:r>
+        <w:t xml:space="preserve"> dans la table</w:t>
+      </w:r>
+      <w:r>
+        <w:t xml:space="preserve"> </w:t>
+      </w:r>
+      <w:proofErr w:type="spellStart"/>
+      <w:r>
         <w:t>Seances</w:t>
       </w:r>
       <w:proofErr w:type="spellEnd"/>
-      <w:r>
-        <w:t xml:space="preserve"> (</w:t>
-      </w:r>
-      <w:proofErr w:type="spellStart"/>
-      <w:r>
-        <w:t>id_scéance</w:t>
-      </w:r>
-      <w:proofErr w:type="spellEnd"/>
-      <w:r>
-        <w:t xml:space="preserve">, </w:t>
-      </w:r>
-      <w:proofErr w:type="spellStart"/>
-      <w:r>
-        <w:t>date_seance</w:t>
-      </w:r>
-      <w:proofErr w:type="spellEnd"/>
-      <w:r>
-        <w:t xml:space="preserve">, </w:t>
-      </w:r>
-      <w:proofErr w:type="spellStart"/>
-      <w:r>
-        <w:t>heure_debut</w:t>
-      </w:r>
-      <w:proofErr w:type="spellEnd"/>
-      <w:r>
-        <w:t xml:space="preserve">, </w:t>
-      </w:r>
-      <w:proofErr w:type="spellStart"/>
-      <w:r>
-        <w:t>heure_fin</w:t>
-      </w:r>
-      <w:proofErr w:type="spellEnd"/>
-      <w:r>
-        <w:t xml:space="preserve">, </w:t>
-      </w:r>
-      <w:proofErr w:type="spellStart"/>
-      <w:r>
-        <w:rPr>
-          <w:color w:val="FF0000"/>
-        </w:rPr>
-        <w:t>id_planning</w:t>
-      </w:r>
-      <w:proofErr w:type="spellEnd"/>
-      <w:r>
-        <w:rPr>
-          <w:color w:val="FF0000"/>
-        </w:rPr>
-        <w:t xml:space="preserve">, </w:t>
-      </w:r>
-      <w:proofErr w:type="spellStart"/>
-      <w:r>
-        <w:rPr>
-          <w:color w:val="FF0000"/>
-        </w:rPr>
-        <w:t>id_entraineur</w:t>
-      </w:r>
-      <w:proofErr w:type="spellEnd"/>
-      <w:r>
-        <w:rPr>
-          <w:color w:val="FF0000"/>
-        </w:rPr>
-        <w:t>)</w:t>
-      </w:r>
-    </w:p>
-    <w:p>
-      <w:pPr>
-        <w:rPr>
-          <w:color w:val="FF0000"/>
-        </w:rPr>
-      </w:pPr>
-      <w:r>
-        <w:t>Clé primaire :</w:t>
-      </w:r>
-      <w:r>
-        <w:t xml:space="preserve"> </w:t>
-      </w:r>
-      <w:proofErr w:type="spellStart"/>
-      <w:r>
-        <w:t>id_scéance</w:t>
-      </w:r>
-      <w:proofErr w:type="spellEnd"/>
-    </w:p>
-    <w:p>
-      <w:r>
-        <w:t>FOREIGN KEY → Plannings(</w:t>
-      </w:r>
-      <w:proofErr w:type="spellStart"/>
-      <w:r>
-        <w:t>id_planning</w:t>
-      </w:r>
-      <w:proofErr w:type="spellEnd"/>
-      <w:r>
-        <w:t>)</w:t>
-      </w:r>
-    </w:p>
-    <w:p>
-      <w:r>
-        <w:t>FOREIGN KEY → Entraineurs(</w:t>
-      </w:r>
-      <w:proofErr w:type="spellStart"/>
-      <w:r>
-        <w:t>id_entraineur</w:t>
-      </w:r>
-      <w:proofErr w:type="spellEnd"/>
-      <w:r>
-        <w:t>)</w:t>
-      </w:r>
-    </w:p>
-    <w:p/>
-    <w:p>
-      <w:pPr>
-        <w:rPr>
-          <w:color w:val="FF0000"/>
-        </w:rPr>
-      </w:pPr>
-      <w:proofErr w:type="spellStart"/>
-      <w:r>
-        <w:t>LPPE_</w:t>
-      </w:r>
-      <w:r>
-        <w:t>Indisponibilites</w:t>
-      </w:r>
-      <w:proofErr w:type="spellEnd"/>
-      <w:r>
-        <w:t xml:space="preserve"> (</w:t>
-      </w:r>
-      <w:proofErr w:type="spellStart"/>
-      <w:r>
-        <w:t>id_indispo</w:t>
-      </w:r>
-      <w:proofErr w:type="spellEnd"/>
-      <w:r>
-        <w:t>, motif</w:t>
-      </w:r>
-      <w:r>
-        <w:t>, statut</w:t>
-      </w:r>
-      <w:r>
-        <w:t xml:space="preserve">, </w:t>
-      </w:r>
-      <w:proofErr w:type="spellStart"/>
-      <w:r>
-        <w:rPr>
-          <w:color w:val="FF0000"/>
-        </w:rPr>
-        <w:t>id_entraineur</w:t>
-      </w:r>
-      <w:proofErr w:type="spellEnd"/>
-      <w:r>
-        <w:rPr>
-          <w:color w:val="FF0000"/>
-        </w:rPr>
-        <w:t xml:space="preserve">, </w:t>
-      </w:r>
-      <w:proofErr w:type="spellStart"/>
-      <w:r>
-        <w:rPr>
-          <w:color w:val="FF0000"/>
-        </w:rPr>
-        <w:t>id_seance</w:t>
-      </w:r>
-      <w:proofErr w:type="spellEnd"/>
-      <w:r>
-        <w:rPr>
-          <w:color w:val="FF0000"/>
-        </w:rPr>
-        <w:t xml:space="preserve"> , </w:t>
-      </w:r>
-      <w:proofErr w:type="spellStart"/>
-      <w:r>
-        <w:rPr>
-          <w:color w:val="FF0000"/>
-        </w:rPr>
-        <w:t>id_entraineur_remplacant</w:t>
-      </w:r>
-      <w:proofErr w:type="spellEnd"/>
-      <w:r>
-        <w:rPr>
-          <w:color w:val="FF0000"/>
-        </w:rPr>
-        <w:t>)</w:t>
-      </w:r>
-    </w:p>
-    <w:p>
-      <w:r>
-        <w:t>Clé primaire :</w:t>
-      </w:r>
-      <w:r>
-        <w:t xml:space="preserve"> </w:t>
-      </w:r>
-      <w:proofErr w:type="spellStart"/>
-      <w:r>
-        <w:t>id_indispo</w:t>
-      </w:r>
-      <w:proofErr w:type="spellEnd"/>
-    </w:p>
-    <w:p>
-      <w:r>
-        <w:t>FOREIGN KEY → Entraineurs(</w:t>
-      </w:r>
-      <w:proofErr w:type="spellStart"/>
-      <w:r>
-        <w:t>id_entraineur</w:t>
-      </w:r>
-      <w:proofErr w:type="spellEnd"/>
-      <w:r>
-        <w:t>)</w:t>
-      </w:r>
-    </w:p>
-    <w:p>
-      <w:r>
-        <w:t xml:space="preserve">FOREIGN KEY → </w:t>
-      </w:r>
-      <w:proofErr w:type="spellStart"/>
-      <w:r>
-        <w:t>Seances</w:t>
-      </w:r>
-      <w:proofErr w:type="spellEnd"/>
-      <w:r>
-        <w:t>(</w:t>
-      </w:r>
-      <w:proofErr w:type="spellStart"/>
-      <w:r>
-        <w:t>id_seance</w:t>
-      </w:r>
-      <w:proofErr w:type="spellEnd"/>
-      <w:r>
-        <w:t>)</w:t>
-      </w:r>
-    </w:p>
-    <w:p/>
-    <w:p>
-      <w:pPr>
-        <w:rPr>
-          <w:color w:val="FF0000"/>
-        </w:rPr>
-      </w:pPr>
-      <w:proofErr w:type="spellStart"/>
-      <w:r>
-        <w:t>LPPE_LogActivité</w:t>
-      </w:r>
-      <w:proofErr w:type="spellEnd"/>
-      <w:r>
-        <w:t xml:space="preserve"> (</w:t>
-      </w:r>
-      <w:proofErr w:type="spellStart"/>
-      <w:r>
-        <w:t>id_log</w:t>
-      </w:r>
-      <w:proofErr w:type="spellEnd"/>
-      <w:r>
-        <w:t xml:space="preserve">, </w:t>
-      </w:r>
-      <w:r>
-        <w:t>description</w:t>
-      </w:r>
-      <w:r>
-        <w:t xml:space="preserve">, timestamp, </w:t>
-      </w:r>
-      <w:proofErr w:type="spellStart"/>
-      <w:r>
-        <w:rPr>
-          <w:color w:val="FF0000"/>
-        </w:rPr>
-        <w:t>id_entraineur</w:t>
-      </w:r>
-      <w:proofErr w:type="spellEnd"/>
-      <w:r>
-        <w:rPr>
-          <w:color w:val="FF0000"/>
-        </w:rPr>
-        <w:t>)</w:t>
-      </w:r>
-    </w:p>
-    <w:p>
-      <w:pPr>
-        <w:rPr>
-          <w:color w:val="FF0000"/>
-        </w:rPr>
-      </w:pPr>
-      <w:r>
-        <w:t>Clé primaire :</w:t>
-      </w:r>
-      <w:r>
-        <w:t xml:space="preserve"> </w:t>
-      </w:r>
-      <w:proofErr w:type="spellStart"/>
-      <w:r>
-        <w:t>id_log</w:t>
-      </w:r>
-      <w:proofErr w:type="spellEnd"/>
-    </w:p>
-    <w:p>
-      <w:r>
-        <w:t>FOREIGN KEY → Entraineurs(</w:t>
-      </w:r>
-      <w:proofErr w:type="spellStart"/>
-      <w:r>
-        <w:t>id_entraineur</w:t>
-      </w:r>
-      <w:proofErr w:type="spellEnd"/>
-      <w:r>
-        <w:t>)</w:t>
-      </w:r>
-    </w:p>
-    <w:p/>
+    </w:p>
     <w:sectPr>
       <w:pgSz w:w="11906" w:h="16838"/>
       <w:pgMar w:top="1417" w:right="1417" w:bottom="1417" w:left="1417" w:header="708" w:footer="708" w:gutter="0"/>
